--- a/ARASE DE TERRASSEMENT.docx
+++ b/ARASE DE TERRASSEMENT.docx
@@ -14391,7 +14391,7 @@
               <mc:AlternateContent>
                 <mc:Choice Requires="wpg">
                   <w:drawing>
-                    <wp:anchor distT="0" distB="0" distL="0" distR="0" simplePos="0" relativeHeight="251663360" behindDoc="1" locked="0" layoutInCell="1" allowOverlap="1" wp14:anchorId="21D3EB06" wp14:editId="5E5C491C">
+                    <wp:anchor distT="0" distB="0" distL="0" distR="0" simplePos="0" relativeHeight="251666432" behindDoc="1" locked="0" layoutInCell="1" allowOverlap="1" wp14:anchorId="21D3EB06" wp14:editId="5E5C491C">
                       <wp:simplePos x="0" y="0"/>
                       <wp:positionH relativeFrom="column">
                         <wp:posOffset>801</wp:posOffset>
@@ -14555,7 +14555,7 @@
                 </mc:Choice>
                 <mc:Fallback>
                   <w:pict>
-                    <v:group w14:anchorId="54BAC7C1" id="Group 4" o:spid="_x0000_s1026" style="position:absolute;margin-left:.05pt;margin-top:-43.4pt;width:522.8pt;height:42.6pt;z-index:-251653120;mso-wrap-distance-left:0;mso-wrap-distance-right:0;mso-width-relative:margin" coordsize="67652,5410" o:gfxdata="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">
+                    <v:group w14:anchorId="2F134EC3" id="Group 4" o:spid="_x0000_s1026" style="position:absolute;margin-left:.05pt;margin-top:-43.4pt;width:522.8pt;height:42.6pt;z-index:-251650048;mso-wrap-distance-left:0;mso-wrap-distance-right:0;mso-width-relative:margin" coordsize="67652,5410" o:gfxdata="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">
                       <v:shape id="Graphic 5" o:spid="_x0000_s1027" style="position:absolute;width:67652;height:5416;visibility:visible;mso-wrap-style:square;v-text-anchor:top" coordsize="6765290,541655" o:gfxdata="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" path="m4983480,l3454908,r-3048,l3448812,,,,,541032r3448812,l3451860,541020r3048,l3951719,541020r,-268224l3951732,541020r3048,l4453115,541032r,-268224l3957828,272808r495300,-12l4453128,541020r3048,l4983467,541032r,-268224l4459224,272808r524256,-12l4983480,266700,4983480,xem6765036,l4989576,r,541032l6765036,541032,6765036,xe" fillcolor="#1a297f" stroked="f">
                         <v:path arrowok="t"/>
                       </v:shape>
@@ -14674,11 +14674,19 @@
           <w:p>
             <w:pPr>
               <w:pStyle w:val="TableParagraph"/>
-              <w:rPr>
-                <w:sz w:val="20"/>
-                <w:lang w:val="fr-FR"/>
-              </w:rPr>
-            </w:pPr>
+              <w:jc w:val="center"/>
+              <w:rPr>
+                <w:sz w:val="20"/>
+                <w:lang w:val="fr-FR"/>
+              </w:rPr>
+            </w:pPr>
+            <w:r>
+              <w:rPr>
+                <w:sz w:val="44"/>
+                <w:szCs w:val="44"/>
+              </w:rPr>
+              <w:sym w:font="Wingdings 2" w:char="F050"/>
+            </w:r>
           </w:p>
         </w:tc>
         <w:tc>
@@ -14687,10 +14695,12 @@
             <w:tcBorders>
               <w:top w:val="nil"/>
             </w:tcBorders>
+            <w:vAlign w:val="center"/>
           </w:tcPr>
           <w:p>
             <w:pPr>
               <w:pStyle w:val="TableParagraph"/>
+              <w:jc w:val="center"/>
               <w:rPr>
                 <w:sz w:val="20"/>
                 <w:lang w:val="fr-FR"/>
@@ -14704,10 +14714,12 @@
             <w:tcBorders>
               <w:top w:val="nil"/>
             </w:tcBorders>
+            <w:vAlign w:val="center"/>
           </w:tcPr>
           <w:p>
             <w:pPr>
               <w:pStyle w:val="TableParagraph"/>
+              <w:jc w:val="center"/>
               <w:rPr>
                 <w:sz w:val="20"/>
                 <w:lang w:val="fr-FR"/>
@@ -14806,20 +14818,30 @@
           <w:p>
             <w:pPr>
               <w:pStyle w:val="TableParagraph"/>
-              <w:rPr>
-                <w:sz w:val="20"/>
-                <w:lang w:val="fr-FR"/>
-              </w:rPr>
-            </w:pPr>
+              <w:jc w:val="center"/>
+              <w:rPr>
+                <w:sz w:val="20"/>
+                <w:lang w:val="fr-FR"/>
+              </w:rPr>
+            </w:pPr>
+            <w:r>
+              <w:rPr>
+                <w:sz w:val="44"/>
+                <w:szCs w:val="44"/>
+              </w:rPr>
+              <w:sym w:font="Wingdings 2" w:char="F050"/>
+            </w:r>
           </w:p>
         </w:tc>
         <w:tc>
           <w:tcPr>
             <w:tcW w:w="370" w:type="pct"/>
+            <w:vAlign w:val="center"/>
           </w:tcPr>
           <w:p>
             <w:pPr>
               <w:pStyle w:val="TableParagraph"/>
+              <w:jc w:val="center"/>
               <w:rPr>
                 <w:sz w:val="20"/>
                 <w:lang w:val="fr-FR"/>
@@ -14830,10 +14852,12 @@
         <w:tc>
           <w:tcPr>
             <w:tcW w:w="392" w:type="pct"/>
+            <w:vAlign w:val="center"/>
           </w:tcPr>
           <w:p>
             <w:pPr>
               <w:pStyle w:val="TableParagraph"/>
+              <w:jc w:val="center"/>
               <w:rPr>
                 <w:sz w:val="20"/>
                 <w:lang w:val="fr-FR"/>
@@ -14957,20 +14981,30 @@
           <w:p>
             <w:pPr>
               <w:pStyle w:val="TableParagraph"/>
-              <w:rPr>
-                <w:sz w:val="20"/>
-                <w:lang w:val="fr-FR"/>
-              </w:rPr>
-            </w:pPr>
+              <w:jc w:val="center"/>
+              <w:rPr>
+                <w:sz w:val="20"/>
+                <w:lang w:val="fr-FR"/>
+              </w:rPr>
+            </w:pPr>
+            <w:r>
+              <w:rPr>
+                <w:sz w:val="44"/>
+                <w:szCs w:val="44"/>
+              </w:rPr>
+              <w:sym w:font="Wingdings 2" w:char="F050"/>
+            </w:r>
           </w:p>
         </w:tc>
         <w:tc>
           <w:tcPr>
             <w:tcW w:w="370" w:type="pct"/>
+            <w:vAlign w:val="center"/>
           </w:tcPr>
           <w:p>
             <w:pPr>
               <w:pStyle w:val="TableParagraph"/>
+              <w:jc w:val="center"/>
               <w:rPr>
                 <w:sz w:val="20"/>
                 <w:lang w:val="fr-FR"/>
@@ -14981,10 +15015,12 @@
         <w:tc>
           <w:tcPr>
             <w:tcW w:w="392" w:type="pct"/>
+            <w:vAlign w:val="center"/>
           </w:tcPr>
           <w:p>
             <w:pPr>
               <w:pStyle w:val="TableParagraph"/>
+              <w:jc w:val="center"/>
               <w:rPr>
                 <w:sz w:val="20"/>
                 <w:lang w:val="fr-FR"/>
@@ -15093,20 +15129,30 @@
           <w:p>
             <w:pPr>
               <w:pStyle w:val="TableParagraph"/>
-              <w:rPr>
-                <w:sz w:val="20"/>
-                <w:lang w:val="fr-FR"/>
-              </w:rPr>
-            </w:pPr>
+              <w:jc w:val="center"/>
+              <w:rPr>
+                <w:sz w:val="20"/>
+                <w:lang w:val="fr-FR"/>
+              </w:rPr>
+            </w:pPr>
+            <w:r>
+              <w:rPr>
+                <w:sz w:val="44"/>
+                <w:szCs w:val="44"/>
+              </w:rPr>
+              <w:sym w:font="Wingdings 2" w:char="F050"/>
+            </w:r>
           </w:p>
         </w:tc>
         <w:tc>
           <w:tcPr>
             <w:tcW w:w="370" w:type="pct"/>
+            <w:vAlign w:val="center"/>
           </w:tcPr>
           <w:p>
             <w:pPr>
               <w:pStyle w:val="TableParagraph"/>
+              <w:jc w:val="center"/>
               <w:rPr>
                 <w:sz w:val="20"/>
                 <w:lang w:val="fr-FR"/>
@@ -15117,10 +15163,12 @@
         <w:tc>
           <w:tcPr>
             <w:tcW w:w="392" w:type="pct"/>
+            <w:vAlign w:val="center"/>
           </w:tcPr>
           <w:p>
             <w:pPr>
               <w:pStyle w:val="TableParagraph"/>
+              <w:jc w:val="center"/>
               <w:rPr>
                 <w:sz w:val="20"/>
                 <w:lang w:val="fr-FR"/>
@@ -15214,20 +15262,30 @@
           <w:p>
             <w:pPr>
               <w:pStyle w:val="TableParagraph"/>
-              <w:rPr>
-                <w:sz w:val="20"/>
-                <w:lang w:val="fr-FR"/>
-              </w:rPr>
-            </w:pPr>
+              <w:jc w:val="center"/>
+              <w:rPr>
+                <w:sz w:val="20"/>
+                <w:lang w:val="fr-FR"/>
+              </w:rPr>
+            </w:pPr>
+            <w:r>
+              <w:rPr>
+                <w:sz w:val="44"/>
+                <w:szCs w:val="44"/>
+              </w:rPr>
+              <w:sym w:font="Wingdings 2" w:char="F050"/>
+            </w:r>
           </w:p>
         </w:tc>
         <w:tc>
           <w:tcPr>
             <w:tcW w:w="370" w:type="pct"/>
+            <w:vAlign w:val="center"/>
           </w:tcPr>
           <w:p>
             <w:pPr>
               <w:pStyle w:val="TableParagraph"/>
+              <w:jc w:val="center"/>
               <w:rPr>
                 <w:sz w:val="20"/>
                 <w:lang w:val="fr-FR"/>
@@ -15238,10 +15296,12 @@
         <w:tc>
           <w:tcPr>
             <w:tcW w:w="392" w:type="pct"/>
+            <w:vAlign w:val="center"/>
           </w:tcPr>
           <w:p>
             <w:pPr>
               <w:pStyle w:val="TableParagraph"/>
+              <w:jc w:val="center"/>
               <w:rPr>
                 <w:sz w:val="20"/>
                 <w:lang w:val="fr-FR"/>
@@ -15365,20 +15425,30 @@
           <w:p>
             <w:pPr>
               <w:pStyle w:val="TableParagraph"/>
-              <w:rPr>
-                <w:sz w:val="20"/>
-                <w:lang w:val="fr-FR"/>
-              </w:rPr>
-            </w:pPr>
+              <w:jc w:val="center"/>
+              <w:rPr>
+                <w:sz w:val="20"/>
+                <w:lang w:val="fr-FR"/>
+              </w:rPr>
+            </w:pPr>
+            <w:r>
+              <w:rPr>
+                <w:sz w:val="44"/>
+                <w:szCs w:val="44"/>
+              </w:rPr>
+              <w:sym w:font="Wingdings 2" w:char="F050"/>
+            </w:r>
           </w:p>
         </w:tc>
         <w:tc>
           <w:tcPr>
             <w:tcW w:w="370" w:type="pct"/>
+            <w:vAlign w:val="center"/>
           </w:tcPr>
           <w:p>
             <w:pPr>
               <w:pStyle w:val="TableParagraph"/>
+              <w:jc w:val="center"/>
               <w:rPr>
                 <w:sz w:val="20"/>
                 <w:lang w:val="fr-FR"/>
@@ -15389,10 +15459,12 @@
         <w:tc>
           <w:tcPr>
             <w:tcW w:w="392" w:type="pct"/>
+            <w:vAlign w:val="center"/>
           </w:tcPr>
           <w:p>
             <w:pPr>
               <w:pStyle w:val="TableParagraph"/>
+              <w:jc w:val="center"/>
               <w:rPr>
                 <w:sz w:val="20"/>
                 <w:lang w:val="fr-FR"/>
@@ -15501,20 +15573,30 @@
           <w:p>
             <w:pPr>
               <w:pStyle w:val="TableParagraph"/>
-              <w:rPr>
-                <w:sz w:val="20"/>
-                <w:lang w:val="fr-FR"/>
-              </w:rPr>
-            </w:pPr>
+              <w:jc w:val="center"/>
+              <w:rPr>
+                <w:sz w:val="20"/>
+                <w:lang w:val="fr-FR"/>
+              </w:rPr>
+            </w:pPr>
+            <w:r>
+              <w:rPr>
+                <w:sz w:val="44"/>
+                <w:szCs w:val="44"/>
+              </w:rPr>
+              <w:sym w:font="Wingdings 2" w:char="F050"/>
+            </w:r>
           </w:p>
         </w:tc>
         <w:tc>
           <w:tcPr>
             <w:tcW w:w="370" w:type="pct"/>
+            <w:vAlign w:val="center"/>
           </w:tcPr>
           <w:p>
             <w:pPr>
               <w:pStyle w:val="TableParagraph"/>
+              <w:jc w:val="center"/>
               <w:rPr>
                 <w:sz w:val="20"/>
                 <w:lang w:val="fr-FR"/>
@@ -15525,10 +15607,12 @@
         <w:tc>
           <w:tcPr>
             <w:tcW w:w="392" w:type="pct"/>
+            <w:vAlign w:val="center"/>
           </w:tcPr>
           <w:p>
             <w:pPr>
               <w:pStyle w:val="TableParagraph"/>
+              <w:jc w:val="center"/>
               <w:rPr>
                 <w:sz w:val="20"/>
                 <w:lang w:val="fr-FR"/>
@@ -15622,6 +15706,7 @@
           <w:p>
             <w:pPr>
               <w:pStyle w:val="TableParagraph"/>
+              <w:jc w:val="center"/>
               <w:rPr>
                 <w:sz w:val="20"/>
                 <w:lang w:val="fr-FR"/>
@@ -15632,10 +15717,12 @@
         <w:tc>
           <w:tcPr>
             <w:tcW w:w="370" w:type="pct"/>
+            <w:vAlign w:val="center"/>
           </w:tcPr>
           <w:p>
             <w:pPr>
               <w:pStyle w:val="TableParagraph"/>
+              <w:jc w:val="center"/>
               <w:rPr>
                 <w:sz w:val="20"/>
                 <w:lang w:val="fr-FR"/>
@@ -15646,15 +15733,24 @@
         <w:tc>
           <w:tcPr>
             <w:tcW w:w="392" w:type="pct"/>
+            <w:vAlign w:val="center"/>
           </w:tcPr>
           <w:p>
             <w:pPr>
               <w:pStyle w:val="TableParagraph"/>
-              <w:rPr>
-                <w:sz w:val="20"/>
-                <w:lang w:val="fr-FR"/>
-              </w:rPr>
-            </w:pPr>
+              <w:jc w:val="center"/>
+              <w:rPr>
+                <w:sz w:val="20"/>
+                <w:lang w:val="fr-FR"/>
+              </w:rPr>
+            </w:pPr>
+            <w:r>
+              <w:rPr>
+                <w:sz w:val="44"/>
+                <w:szCs w:val="44"/>
+              </w:rPr>
+              <w:sym w:font="Wingdings 2" w:char="F050"/>
+            </w:r>
           </w:p>
         </w:tc>
         <w:tc>
@@ -15824,72 +15920,71 @@
               </w:rPr>
               <w:t>des</w:t>
             </w:r>
-          </w:p>
+            <w:r>
+              <w:rPr>
+                <w:spacing w:val="-5"/>
+                <w:sz w:val="20"/>
+                <w:lang w:val="fr-FR"/>
+              </w:rPr>
+              <w:t xml:space="preserve"> </w:t>
+            </w:r>
+            <w:r>
+              <w:rPr>
+                <w:spacing w:val="-2"/>
+                <w:sz w:val="20"/>
+                <w:lang w:val="fr-FR"/>
+              </w:rPr>
+              <w:t>déblais</w:t>
+            </w:r>
+          </w:p>
+        </w:tc>
+        <w:tc>
+          <w:tcPr>
+            <w:tcW w:w="371" w:type="pct"/>
+          </w:tcPr>
           <w:p>
             <w:pPr>
               <w:pStyle w:val="TableParagraph"/>
-              <w:rPr>
-                <w:sz w:val="20"/>
-                <w:lang w:val="fr-FR"/>
-              </w:rPr>
-            </w:pPr>
-          </w:p>
+              <w:jc w:val="center"/>
+              <w:rPr>
+                <w:sz w:val="20"/>
+                <w:lang w:val="fr-FR"/>
+              </w:rPr>
+            </w:pPr>
+            <w:r>
+              <w:rPr>
+                <w:sz w:val="44"/>
+                <w:szCs w:val="44"/>
+              </w:rPr>
+              <w:sym w:font="Wingdings 2" w:char="F050"/>
+            </w:r>
+          </w:p>
+        </w:tc>
+        <w:tc>
+          <w:tcPr>
+            <w:tcW w:w="370" w:type="pct"/>
+            <w:vAlign w:val="center"/>
+          </w:tcPr>
           <w:p>
             <w:pPr>
               <w:pStyle w:val="TableParagraph"/>
-              <w:ind w:left="789"/>
-              <w:rPr>
-                <w:sz w:val="20"/>
-                <w:lang w:val="fr-FR"/>
-              </w:rPr>
-            </w:pPr>
-            <w:proofErr w:type="gramStart"/>
-            <w:r>
-              <w:rPr>
-                <w:spacing w:val="-2"/>
-                <w:sz w:val="20"/>
-                <w:lang w:val="fr-FR"/>
-              </w:rPr>
-              <w:t>déblais</w:t>
-            </w:r>
-            <w:proofErr w:type="gramEnd"/>
-          </w:p>
-        </w:tc>
-        <w:tc>
-          <w:tcPr>
-            <w:tcW w:w="371" w:type="pct"/>
+              <w:jc w:val="center"/>
+              <w:rPr>
+                <w:sz w:val="20"/>
+                <w:lang w:val="fr-FR"/>
+              </w:rPr>
+            </w:pPr>
+          </w:p>
+        </w:tc>
+        <w:tc>
+          <w:tcPr>
+            <w:tcW w:w="392" w:type="pct"/>
+            <w:vAlign w:val="center"/>
           </w:tcPr>
           <w:p>
             <w:pPr>
               <w:pStyle w:val="TableParagraph"/>
-              <w:rPr>
-                <w:sz w:val="20"/>
-                <w:lang w:val="fr-FR"/>
-              </w:rPr>
-            </w:pPr>
-          </w:p>
-        </w:tc>
-        <w:tc>
-          <w:tcPr>
-            <w:tcW w:w="370" w:type="pct"/>
-          </w:tcPr>
-          <w:p>
-            <w:pPr>
-              <w:pStyle w:val="TableParagraph"/>
-              <w:rPr>
-                <w:sz w:val="20"/>
-                <w:lang w:val="fr-FR"/>
-              </w:rPr>
-            </w:pPr>
-          </w:p>
-        </w:tc>
-        <w:tc>
-          <w:tcPr>
-            <w:tcW w:w="392" w:type="pct"/>
-          </w:tcPr>
-          <w:p>
-            <w:pPr>
-              <w:pStyle w:val="TableParagraph"/>
+              <w:jc w:val="center"/>
               <w:rPr>
                 <w:sz w:val="20"/>
                 <w:lang w:val="fr-FR"/>
@@ -18515,7 +18610,6 @@
   <w:style w:type="character" w:default="1" w:styleId="Policepardfaut">
     <w:name w:val="Default Paragraph Font"/>
     <w:uiPriority w:val="1"/>
-    <w:semiHidden/>
     <w:unhideWhenUsed/>
   </w:style>
   <w:style w:type="table" w:default="1" w:styleId="TableauNormal">
